--- a/Quanta, Actually - SERIES/QED Course/chapters/Lesson 73 Gauge Invariance.docx
+++ b/Quanta, Actually - SERIES/QED Course/chapters/Lesson 73 Gauge Invariance.docx
@@ -17,7 +17,7 @@
         <w:jc w:val="center"/>
       </w:pPr>
       <w:r>
-        <w:t>Lesson 73 of the Complete Quantum Electrodynamics Course</w:t>
+        <w:t>Lesson 73 of Quantum, Actually, Volume 2: A QED Course</w:t>
       </w:r>
     </w:p>
     <w:p>
@@ -74,7 +74,25 @@
     </w:p>
     <w:p>
       <w:r>
-        <w:t>Lesson 71 introduced the gauge parameter ξ, and Lesson 72 proved k_μℳ^μ = 0. This lesson puts them together and asks a sharper question: which objects in QED are gauge invariant, and which are not? The answer has four layers. The Lagrangian of Lesson 42 is invariant under local U(1). The gauge-fixed Lagrangian of Lesson 71 is not. Green's functions, the propagators and vertex functions with off-shell legs, generally depend on the gauge. Physical amplitudes and cross sections do not. The lesson proves the last statement for covariant gauges, extends it to Lesson 38's Coulomb gauge, shows by explicit example which intermediate quantities move with ξ, and closes with the Aharonov–Bohm effect, an experiment in which a gauge-invariant phase is observed directly. Expect five to seven hours.</w:t>
+        <w:t>Lesson 71 introduced the gauge parameter ξ, and Lesson 72 proved k</w:t>
+      </w:r>
+      <w:r>
+        <w:rPr>
+          <w:vertAlign w:val="subscript"/>
+        </w:rPr>
+        <w:t>μ</w:t>
+      </w:r>
+      <w:r>
+        <w:t>ℳ</w:t>
+      </w:r>
+      <w:r>
+        <w:rPr>
+          <w:vertAlign w:val="superscript"/>
+        </w:rPr>
+        <w:t>μ</w:t>
+      </w:r>
+      <w:r>
+        <w:t xml:space="preserve"> = 0. This lesson puts them together and asks a sharper question: which objects in QED are gauge invariant, and which are not? The answer has four layers. The Lagrangian of Lesson 42 is invariant under local U(1). The gauge-fixed Lagrangian of Lesson 71 is not. Green's functions, the propagators and vertex functions with off-shell legs, generally depend on the gauge. Physical amplitudes and cross sections do not. The lesson proves the last statement for covariant gauges, extends it to Lesson 38's Coulomb gauge, shows by explicit example which intermediate quantities move with ξ, and closes with the Aharonov–Bohm effect, an experiment in which a gauge-invariant phase is observed directly. Expect five to seven hours.</w:t>
       </w:r>
     </w:p>
     <w:p>
@@ -98,7 +116,16 @@
         <w:pStyle w:val="ListBullet"/>
       </w:pPr>
       <w:r>
-        <w:t>Compute ∂D_μν/∂ξ and use the Ward identity to show that the S-matrix does not depend on ξ.</w:t>
+        <w:t>Compute ∂D</w:t>
+      </w:r>
+      <w:r>
+        <w:rPr>
+          <w:vertAlign w:val="subscript"/>
+        </w:rPr>
+        <w:t>μν</w:t>
+      </w:r>
+      <w:r>
+        <w:t>/∂ξ and use the Ward identity to show that the S-matrix does not depend on ξ.</w:t>
       </w:r>
     </w:p>
     <w:p>
@@ -106,7 +133,25 @@
         <w:pStyle w:val="ListBullet"/>
       </w:pPr>
       <w:r>
-        <w:t>Show that the Coulomb-gauge propagator differs from the Feynman-gauge one only by terms carrying k_μ or k_ν, so that both give the same amplitudes.</w:t>
+        <w:t>Show that the Coulomb-gauge propagator differs from the Feynman-gauge one only by terms carrying k</w:t>
+      </w:r>
+      <w:r>
+        <w:rPr>
+          <w:vertAlign w:val="subscript"/>
+        </w:rPr>
+        <w:t>μ</w:t>
+      </w:r>
+      <w:r>
+        <w:t xml:space="preserve"> or k</w:t>
+      </w:r>
+      <w:r>
+        <w:rPr>
+          <w:vertAlign w:val="subscript"/>
+        </w:rPr>
+        <w:t>ν</w:t>
+      </w:r>
+      <w:r>
+        <w:t>, so that both give the same amplitudes.</w:t>
       </w:r>
     </w:p>
     <w:p>
@@ -130,7 +175,16 @@
         <w:pStyle w:val="ListBullet"/>
       </w:pPr>
       <w:r>
-        <w:t>Explain the Aharonov–Bohm phase as a gauge-invariant observable built from A_μ, and state what gauge invariance forbids and permits in the Lagrangian.</w:t>
+        <w:t>Explain the Aharonov–Bohm phase as a gauge-invariant observable built from A</w:t>
+      </w:r>
+      <w:r>
+        <w:rPr>
+          <w:vertAlign w:val="subscript"/>
+        </w:rPr>
+        <w:t>μ</w:t>
+      </w:r>
+      <w:r>
+        <w:t>, and state what gauge invariance forbids and permits in the Lagrangian.</w:t>
       </w:r>
     </w:p>
     <w:p>
@@ -251,7 +305,22 @@
           </w:tcPr>
           <w:p>
             <w:r>
-              <w:t>D^F, D^C</w:t>
+              <w:t>D</w:t>
+            </w:r>
+            <w:r>
+              <w:rPr>
+                <w:vertAlign w:val="superscript"/>
+              </w:rPr>
+              <w:t>F</w:t>
+            </w:r>
+            <w:r>
+              <w:t>, D</w:t>
+            </w:r>
+            <w:r>
+              <w:rPr>
+                <w:vertAlign w:val="superscript"/>
+              </w:rPr>
+              <w:t>C</w:t>
             </w:r>
           </w:p>
         </w:tc>
@@ -288,7 +357,13 @@
           </w:tcPr>
           <w:p>
             <w:r>
-              <w:t>n^μ</w:t>
+              <w:t>n</w:t>
+            </w:r>
+            <w:r>
+              <w:rPr>
+                <w:vertAlign w:val="superscript"/>
+              </w:rPr>
+              <w:t>μ</w:t>
             </w:r>
           </w:p>
         </w:tc>
@@ -325,7 +400,13 @@
           </w:tcPr>
           <w:p>
             <w:r>
-              <w:t>Φ_B</w:t>
+              <w:t>Φ</w:t>
+            </w:r>
+            <w:r>
+              <w:rPr>
+                <w:vertAlign w:val="subscript"/>
+              </w:rPr>
+              <w:t>B</w:t>
             </w:r>
           </w:p>
         </w:tc>
@@ -379,7 +460,34 @@
           </w:tcPr>
           <w:p>
             <w:r>
-              <w:t>Wilson loop exp(ie∮_C A_μdx^μ)</w:t>
+              <w:t>Wilson loop exp(ie∮</w:t>
+            </w:r>
+            <w:r>
+              <w:rPr>
+                <w:vertAlign w:val="subscript"/>
+              </w:rPr>
+              <w:t>C</w:t>
+            </w:r>
+            <w:r>
+              <w:t xml:space="preserve"> A</w:t>
+            </w:r>
+            <w:r>
+              <w:rPr>
+                <w:vertAlign w:val="subscript"/>
+              </w:rPr>
+              <w:t>μ</w:t>
+            </w:r>
+            <w:r>
+              <w:t>dx</w:t>
+            </w:r>
+            <w:r>
+              <w:rPr>
+                <w:vertAlign w:val="superscript"/>
+              </w:rPr>
+              <w:t>μ</w:t>
+            </w:r>
+            <w:r>
+              <w:t>)</w:t>
             </w:r>
           </w:p>
         </w:tc>
@@ -390,6 +498,67 @@
         <w:t>The metric is diag(+1, −1, −1, −1). In display equations, square brackets enclose function arguments and visible groupings.</w:t>
       </w:r>
     </w:p>
+    <w:tbl>
+      <w:tblPr>
+        <w:tblW w:type="auto" w:w="0"/>
+        <w:jc w:val="center"/>
+        <w:tblLayout w:type="fixed"/>
+        <w:tblLook w:firstColumn="1" w:firstRow="1" w:lastColumn="0" w:lastRow="0" w:noHBand="0" w:noVBand="1" w:val="04A0"/>
+        <w:tblBorders>
+          <w:top w:val="single" w:sz="8" w:color="7FA7CF"/>
+          <w:left w:val="single" w:sz="8" w:color="7FA7CF"/>
+          <w:bottom w:val="single" w:sz="8" w:color="7FA7CF"/>
+          <w:right w:val="single" w:sz="8" w:color="7FA7CF"/>
+        </w:tblBorders>
+      </w:tblPr>
+      <w:tblGrid>
+        <w:gridCol w:w="9392"/>
+      </w:tblGrid>
+      <w:tr>
+        <w:tc>
+          <w:tcPr>
+            <w:tcW w:type="dxa" w:w="9392"/>
+            <w:shd w:fill="F3F7FB"/>
+            <w:tcMar>
+              <w:top w:w="140" w:type="dxa"/>
+              <w:start w:w="140" w:type="dxa"/>
+              <w:bottom w:w="140" w:type="dxa"/>
+              <w:end w:w="140" w:type="dxa"/>
+            </w:tcMar>
+          </w:tcPr>
+          <w:p>
+            <w:r>
+              <w:rPr>
+                <w:b/>
+                <w:color w:val="1F4E78"/>
+              </w:rPr>
+              <w:t>First pass: the result before the derivation</w:t>
+            </w:r>
+          </w:p>
+          <w:p>
+            <w:pPr>
+              <w:spacing w:after="60"/>
+            </w:pPr>
+            <w:r>
+              <w:t>The S-matrix is the same in every gauge, covariant or Coulomb, even though Green's functions are not.</w:t>
+            </w:r>
+          </w:p>
+          <w:p>
+            <w:pPr>
+              <w:spacing w:after="60"/>
+            </w:pPr>
+            <w:r>
+              <w:t>Gauge is a choice of description; cross sections do not depend on it. High-risk topic.</w:t>
+            </w:r>
+          </w:p>
+        </w:tc>
+      </w:tr>
+    </w:tbl>
+    <w:p>
+      <w:pPr>
+        <w:spacing w:after="80"/>
+      </w:pPr>
+    </w:p>
     <w:p>
       <w:pPr>
         <w:pStyle w:val="Heading2"/>
@@ -407,8 +576,143 @@
       </w:r>
     </w:p>
     <w:p>
-      <w:r>
-        <w:t>Lesson 42's ℒ = ψ̄(iD̸ − m)ψ − ¼F_μνF^μν is invariant under ψ → e^(−ieχ(x))ψ together with A_μ → A_μ + ∂_μχ, with D_μ = ∂_μ + ieA_μ as in Lesson 41. This was the starting point of Part VI.</w:t>
+      <w:pPr>
+        <w:keepNext/>
+        <w:spacing w:before="160" w:after="40"/>
+        <w:jc w:val="center"/>
+      </w:pPr>
+      <w:r>
+        <w:drawing>
+          <wp:inline xmlns:a="http://schemas.openxmlformats.org/drawingml/2006/main" xmlns:pic="http://schemas.openxmlformats.org/drawingml/2006/picture">
+            <wp:extent cx="5486400" cy="2184941"/>
+            <wp:docPr id="1" name="Picture 1"/>
+            <wp:cNvGraphicFramePr>
+              <a:graphicFrameLocks noChangeAspect="1"/>
+            </wp:cNvGraphicFramePr>
+            <a:graphic>
+              <a:graphicData uri="http://schemas.openxmlformats.org/drawingml/2006/picture">
+                <pic:pic>
+                  <pic:nvPicPr>
+                    <pic:cNvPr id="0" name="L73_map.png"/>
+                    <pic:cNvPicPr/>
+                  </pic:nvPicPr>
+                  <pic:blipFill>
+                    <a:blip r:embed="rId11"/>
+                    <a:stretch>
+                      <a:fillRect/>
+                    </a:stretch>
+                  </pic:blipFill>
+                  <pic:spPr>
+                    <a:xfrm>
+                      <a:off x="0" y="0"/>
+                      <a:ext cx="5486400" cy="2184941"/>
+                    </a:xfrm>
+                    <a:prstGeom prst="rect"/>
+                  </pic:spPr>
+                </pic:pic>
+              </a:graphicData>
+            </a:graphic>
+          </wp:inline>
+        </w:drawing>
+      </w:r>
+    </w:p>
+    <w:p>
+      <w:pPr>
+        <w:spacing w:after="200"/>
+        <w:jc w:val="center"/>
+      </w:pPr>
+      <w:r>
+        <w:rPr>
+          <w:i/>
+          <w:sz w:val="19"/>
+        </w:rPr>
+        <w:t>Figure 73.1. Four layers of gauge invariance, from the Lagrangian to the S-matrix, and what each protects.</w:t>
+      </w:r>
+    </w:p>
+    <w:p>
+      <w:r>
+        <w:t>Lesson 42's ℒ = ψ̄(iD̸ − m)ψ − ¼F</w:t>
+      </w:r>
+      <w:r>
+        <w:rPr>
+          <w:vertAlign w:val="subscript"/>
+        </w:rPr>
+        <w:t>μν</w:t>
+      </w:r>
+      <w:r>
+        <w:t>F</w:t>
+      </w:r>
+      <w:r>
+        <w:rPr>
+          <w:vertAlign w:val="superscript"/>
+        </w:rPr>
+        <w:t>μν</w:t>
+      </w:r>
+      <w:r>
+        <w:t xml:space="preserve"> is invariant under ψ → e</w:t>
+      </w:r>
+      <w:r>
+        <w:rPr>
+          <w:vertAlign w:val="superscript"/>
+        </w:rPr>
+        <w:t>−ieχ(x)</w:t>
+      </w:r>
+      <w:r>
+        <w:t>ψ together with A</w:t>
+      </w:r>
+      <w:r>
+        <w:rPr>
+          <w:vertAlign w:val="subscript"/>
+        </w:rPr>
+        <w:t>μ</w:t>
+      </w:r>
+      <w:r>
+        <w:t xml:space="preserve"> → A</w:t>
+      </w:r>
+      <w:r>
+        <w:rPr>
+          <w:vertAlign w:val="subscript"/>
+        </w:rPr>
+        <w:t>μ</w:t>
+      </w:r>
+      <w:r>
+        <w:t xml:space="preserve"> + ∂</w:t>
+      </w:r>
+      <w:r>
+        <w:rPr>
+          <w:vertAlign w:val="subscript"/>
+        </w:rPr>
+        <w:t>μ</w:t>
+      </w:r>
+      <w:r>
+        <w:t>χ, with D</w:t>
+      </w:r>
+      <w:r>
+        <w:rPr>
+          <w:vertAlign w:val="subscript"/>
+        </w:rPr>
+        <w:t>μ</w:t>
+      </w:r>
+      <w:r>
+        <w:t xml:space="preserve"> = ∂</w:t>
+      </w:r>
+      <w:r>
+        <w:rPr>
+          <w:vertAlign w:val="subscript"/>
+        </w:rPr>
+        <w:t>μ</w:t>
+      </w:r>
+      <w:r>
+        <w:t xml:space="preserve"> + ieA</w:t>
+      </w:r>
+      <w:r>
+        <w:rPr>
+          <w:vertAlign w:val="subscript"/>
+        </w:rPr>
+        <w:t>μ</w:t>
+      </w:r>
+      <w:r>
+        <w:t xml:space="preserve"> as in Lesson 41. This was the starting point of Part VI.</w:t>
       </w:r>
     </w:p>
     <w:p>
@@ -421,7 +725,25 @@
     </w:p>
     <w:p>
       <w:r>
-        <w:t>Adding ℒ_gf = −(∂·A)²/(2ξ) breaks this invariance on purpose, because Lesson 71 showed that nothing can be quantized covariantly without it. The theory being calculated is therefore not literally gauge invariant. The claim to be proved is narrower: the parts of it that correspond to measurements do not depend on how ℒ_gf was chosen.</w:t>
+        <w:t>Adding ℒ</w:t>
+      </w:r>
+      <w:r>
+        <w:rPr>
+          <w:vertAlign w:val="subscript"/>
+        </w:rPr>
+        <w:t>gf</w:t>
+      </w:r>
+      <w:r>
+        <w:t xml:space="preserve"> = −(∂·A)²/(2ξ) breaks this invariance on purpose, because Lesson 71 showed that nothing can be quantized covariantly without it. The theory being calculated is therefore not literally gauge invariant. The claim to be proved is narrower: the parts of it that correspond to measurements do not depend on how ℒ</w:t>
+      </w:r>
+      <w:r>
+        <w:rPr>
+          <w:vertAlign w:val="subscript"/>
+        </w:rPr>
+        <w:t>gf</w:t>
+      </w:r>
+      <w:r>
+        <w:t xml:space="preserve"> was chosen.</w:t>
       </w:r>
     </w:p>
     <w:p>
@@ -434,7 +756,43 @@
     </w:p>
     <w:p>
       <w:r>
-        <w:t>A global symmetry, such as Lesson 31's U(1), relates physically distinct states that happen to have the same energy, and it gives a conserved charge. A local gauge transformation relates two descriptions of the same physical state. A_μ and A_μ + ∂_μχ give the same F_μν, and no experiment can distinguish them. Gauge invariance is therefore best thought of as a redundancy in the variables, and gauge fixing as the choice of one representative from each family of equivalent descriptions. Different choices must give the same physics, which is what this lesson verifies.</w:t>
+        <w:t>A global symmetry, such as Lesson 31's U(1), relates physically distinct states that happen to have the same energy, and it gives a conserved charge. A local gauge transformation relates two descriptions of the same physical state. A</w:t>
+      </w:r>
+      <w:r>
+        <w:rPr>
+          <w:vertAlign w:val="subscript"/>
+        </w:rPr>
+        <w:t>μ</w:t>
+      </w:r>
+      <w:r>
+        <w:t xml:space="preserve"> and A</w:t>
+      </w:r>
+      <w:r>
+        <w:rPr>
+          <w:vertAlign w:val="subscript"/>
+        </w:rPr>
+        <w:t>μ</w:t>
+      </w:r>
+      <w:r>
+        <w:t xml:space="preserve"> + ∂</w:t>
+      </w:r>
+      <w:r>
+        <w:rPr>
+          <w:vertAlign w:val="subscript"/>
+        </w:rPr>
+        <w:t>μ</w:t>
+      </w:r>
+      <w:r>
+        <w:t>χ give the same F</w:t>
+      </w:r>
+      <w:r>
+        <w:rPr>
+          <w:vertAlign w:val="subscript"/>
+        </w:rPr>
+        <w:t>μν</w:t>
+      </w:r>
+      <w:r>
+        <w:t>, and no experiment can distinguish them. Gauge invariance is therefore best thought of as a redundancy in the variables, and gauge fixing as the choice of one representative from each family of equivalent descriptions. Different choices must give the same physics, which is what this lesson verifies.</w:t>
       </w:r>
     </w:p>
     <w:p>
@@ -448,7 +806,34 @@
     </w:p>
     <w:p>
       <w:r>
-        <w:t>Decide whether the photon propagator is an observable. D_μν(k; ξ) depends on ξ, so it is not. Only its contraction with conserved currents inside a complete amplitude is. The same holds for the electron propagator: under ψ → e^(−ieχ)ψ, the two-point function ⟨ψ(x)ψ̄(y)⟩ acquires the factor e^(−ie[χ(x) − χ(y)]), so it cannot be measured directly either.</w:t>
+        <w:t>Decide whether the photon propagator is an observable. D</w:t>
+      </w:r>
+      <w:r>
+        <w:rPr>
+          <w:vertAlign w:val="subscript"/>
+        </w:rPr>
+        <w:t>μν</w:t>
+      </w:r>
+      <w:r>
+        <w:t>(k; ξ) depends on ξ, so it is not. Only its contraction with conserved currents inside a complete amplitude is. The same holds for the electron propagator: under ψ → e</w:t>
+      </w:r>
+      <w:r>
+        <w:rPr>
+          <w:vertAlign w:val="superscript"/>
+        </w:rPr>
+        <w:t>−ieχ</w:t>
+      </w:r>
+      <w:r>
+        <w:t>ψ, the two-point function ⟨ψ(x)ψ̄(y)⟩ acquires the factor e</w:t>
+      </w:r>
+      <w:r>
+        <w:rPr>
+          <w:vertAlign w:val="superscript"/>
+        </w:rPr>
+        <w:t>−ie[χ(x) − χ(y)]</w:t>
+      </w:r>
+      <w:r>
+        <w:t>, so it cannot be measured directly either.</w:t>
       </w:r>
     </w:p>
     <w:p>
@@ -469,7 +854,43 @@
     </w:p>
     <w:p>
       <w:r>
-        <w:t>From Lesson 71, D_μν = −i[g_μν − (1−ξ)k_μk_ν/k²]/k². Differentiating,</w:t>
+        <w:t>From Lesson 71, D</w:t>
+      </w:r>
+      <w:r>
+        <w:rPr>
+          <w:vertAlign w:val="subscript"/>
+        </w:rPr>
+        <w:t>μν</w:t>
+      </w:r>
+      <w:r>
+        <w:t xml:space="preserve"> = −i[g</w:t>
+      </w:r>
+      <w:r>
+        <w:rPr>
+          <w:vertAlign w:val="subscript"/>
+        </w:rPr>
+        <w:t>μν</w:t>
+      </w:r>
+      <w:r>
+        <w:t xml:space="preserve"> − (1−ξ)k</w:t>
+      </w:r>
+      <w:r>
+        <w:rPr>
+          <w:vertAlign w:val="subscript"/>
+        </w:rPr>
+        <w:t>μ</w:t>
+      </w:r>
+      <w:r>
+        <w:t>k</w:t>
+      </w:r>
+      <w:r>
+        <w:rPr>
+          <w:vertAlign w:val="subscript"/>
+        </w:rPr>
+        <w:t>ν</w:t>
+      </w:r>
+      <w:r>
+        <w:t>/k²]/k². Differentiating,</w:t>
       </w:r>
     </w:p>
     <w:p>
@@ -562,7 +983,25 @@
     </w:p>
     <w:p>
       <w:r>
-        <w:t>A change of gauge parameter changes each internal photon line by a term proportional to k_μk_ν, and by nothing else.</w:t>
+        <w:t>A change of gauge parameter changes each internal photon line by a term proportional to k</w:t>
+      </w:r>
+      <w:r>
+        <w:rPr>
+          <w:vertAlign w:val="subscript"/>
+        </w:rPr>
+        <w:t>μ</w:t>
+      </w:r>
+      <w:r>
+        <w:t>k</w:t>
+      </w:r>
+      <w:r>
+        <w:rPr>
+          <w:vertAlign w:val="subscript"/>
+        </w:rPr>
+        <w:t>ν</w:t>
+      </w:r>
+      <w:r>
+        <w:t>, and by nothing else.</w:t>
       </w:r>
     </w:p>
     <w:p>
@@ -575,7 +1014,25 @@
     </w:p>
     <w:p>
       <w:r>
-        <w:t>Take an amplitude and differentiate with respect to ξ. Each internal photon line in turn is replaced by −ik_μk_ν/k⁴, and the two ends of that line are contracted with its momentum. Sum over every diagram in the process, which includes every way the two ends can attach to the charged lines. By Lesson 72, Section 2.3, the contracted sum telescopes, and with on-shell external charged particles it vanishes. Hence</w:t>
+        <w:t>Take an amplitude and differentiate with respect to ξ. Each internal photon line in turn is replaced by −ik</w:t>
+      </w:r>
+      <w:r>
+        <w:rPr>
+          <w:vertAlign w:val="subscript"/>
+        </w:rPr>
+        <w:t>μ</w:t>
+      </w:r>
+      <w:r>
+        <w:t>k</w:t>
+      </w:r>
+      <w:r>
+        <w:rPr>
+          <w:vertAlign w:val="subscript"/>
+        </w:rPr>
+        <w:t>ν</w:t>
+      </w:r>
+      <w:r>
+        <w:t>/k⁴, and the two ends of that line are contracted with its momentum. Sum over every diagram in the process, which includes every way the two ends can attach to the charged lines. By Lesson 72, Section 2.3, the contracted sum telescopes, and with on-shell external charged particles it vanishes. Hence</w:t>
       </w:r>
     </w:p>
     <w:p>
@@ -621,7 +1078,25 @@
     </w:p>
     <w:p>
       <w:r>
-        <w:t>Lesson 71, Section 5, already showed this for electron-muon scattering. The ξ term is proportional to (q·J_e)(q·J_μ), and each factor vanishes for on-shell spinors. That is the simplest case of Section 2.2, with one internal photon and each end on a separate line with only one attachment.</w:t>
+        <w:t>Lesson 71, Section 5, already showed this for electron-muon scattering. The ξ term is proportional to (q·J</w:t>
+      </w:r>
+      <w:r>
+        <w:rPr>
+          <w:vertAlign w:val="subscript"/>
+        </w:rPr>
+        <w:t>e</w:t>
+      </w:r>
+      <w:r>
+        <w:t>)(q·J</w:t>
+      </w:r>
+      <w:r>
+        <w:rPr>
+          <w:vertAlign w:val="subscript"/>
+        </w:rPr>
+        <w:t>μ</w:t>
+      </w:r>
+      <w:r>
+        <w:t>), and each factor vanishes for on-shell spinors. That is the simplest case of Section 2.2, with one internal photon and each end on a separate line with only one attachment.</w:t>
       </w:r>
     </w:p>
     <w:p>
@@ -635,7 +1110,25 @@
     </w:p>
     <w:p>
       <w:r>
-        <w:t>Explain why a leftover ξ in a calculation signals an error. If ∂ℳ/∂ξ ≠ 0 after a calculation, then the k_μk_ν term of some internal line has not been cancelled. Section 2.2 guarantees cancellation only for the complete set of attachments, so some attachment, that is, some diagram, is missing, or an external line has been taken off shell. Calculating in a general ξ and checking that it drops out is a standard way to catch such mistakes.</w:t>
+        <w:t>Explain why a leftover ξ in a calculation signals an error. If ∂ℳ/∂ξ ≠ 0 after a calculation, then the k</w:t>
+      </w:r>
+      <w:r>
+        <w:rPr>
+          <w:vertAlign w:val="subscript"/>
+        </w:rPr>
+        <w:t>μ</w:t>
+      </w:r>
+      <w:r>
+        <w:t>k</w:t>
+      </w:r>
+      <w:r>
+        <w:rPr>
+          <w:vertAlign w:val="subscript"/>
+        </w:rPr>
+        <w:t>ν</w:t>
+      </w:r>
+      <w:r>
+        <w:t xml:space="preserve"> term of some internal line has not been cancelled. Section 2.2 guarantees cancellation only for the complete set of attachments, so some attachment, that is, some diagram, is missing, or an external line has been taken off shell. Calculating in a general ξ and checking that it drops out is a standard way to catch such mistakes.</w:t>
       </w:r>
     </w:p>
     <w:p>
@@ -656,7 +1149,34 @@
     </w:p>
     <w:p>
       <w:r>
-        <w:t>Lesson 38 quantized only the transverse components, with the Coulomb interaction instantaneous. In the frame defined by n^μ = (1, 0, 0, 0), the corresponding propagator has D₀₀^C = i/|k|², D₀ᵢ^C = 0, and</w:t>
+        <w:t>Lesson 38 quantized only the transverse components, with the Coulomb interaction instantaneous. In the frame defined by n</w:t>
+      </w:r>
+      <w:r>
+        <w:rPr>
+          <w:vertAlign w:val="superscript"/>
+        </w:rPr>
+        <w:t>μ</w:t>
+      </w:r>
+      <w:r>
+        <w:t xml:space="preserve"> = (1, 0, 0, 0), the corresponding propagator has D₀₀</w:t>
+      </w:r>
+      <w:r>
+        <w:rPr>
+          <w:vertAlign w:val="superscript"/>
+        </w:rPr>
+        <w:t>C</w:t>
+      </w:r>
+      <w:r>
+        <w:t xml:space="preserve"> = i/|k|², D₀ᵢ</w:t>
+      </w:r>
+      <w:r>
+        <w:rPr>
+          <w:vertAlign w:val="superscript"/>
+        </w:rPr>
+        <w:t>C</w:t>
+      </w:r>
+      <w:r>
+        <w:t xml:space="preserve"> = 0, and</w:t>
       </w:r>
     </w:p>
     <w:p>
@@ -810,7 +1330,31 @@
     </w:p>
     <w:p>
       <w:r>
-        <w:t>Subtracting D_μν^F = −ig_μν/k², component by component (Exercise 5),</w:t>
+        <w:t>Subtracting D</w:t>
+      </w:r>
+      <w:r>
+        <w:rPr>
+          <w:vertAlign w:val="subscript"/>
+        </w:rPr>
+        <w:t>μν</w:t>
+      </w:r>
+      <w:r>
+        <w:rPr>
+          <w:vertAlign w:val="superscript"/>
+        </w:rPr>
+        <w:t>F</w:t>
+      </w:r>
+      <w:r>
+        <w:t xml:space="preserve"> = −ig</w:t>
+      </w:r>
+      <w:r>
+        <w:rPr>
+          <w:vertAlign w:val="subscript"/>
+        </w:rPr>
+        <w:t>μν</w:t>
+      </w:r>
+      <w:r>
+        <w:t>/k², component by component (Exercise 5),</w:t>
       </w:r>
     </w:p>
     <w:p>
@@ -1030,7 +1574,25 @@
     </w:p>
     <w:p>
       <w:r>
-        <w:t>Every term contains k_μ or k_ν. By the argument of Section 2.2, every such term drops out of a physical amplitude. Coulomb gauge and every covariant gauge therefore give the same S-matrix, even though one of them uses two polarizations and the others four.</w:t>
+        <w:t>Every term contains k</w:t>
+      </w:r>
+      <w:r>
+        <w:rPr>
+          <w:vertAlign w:val="subscript"/>
+        </w:rPr>
+        <w:t>μ</w:t>
+      </w:r>
+      <w:r>
+        <w:t xml:space="preserve"> or k</w:t>
+      </w:r>
+      <w:r>
+        <w:rPr>
+          <w:vertAlign w:val="subscript"/>
+        </w:rPr>
+        <w:t>ν</w:t>
+      </w:r>
+      <w:r>
+        <w:t>. By the argument of Section 2.2, every such term drops out of a physical amplitude. Coulomb gauge and every covariant gauge therefore give the same S-matrix, even though one of them uses two polarizations and the others four.</w:t>
       </w:r>
     </w:p>
     <w:p>
@@ -1044,7 +1606,34 @@
     </w:p>
     <w:p>
       <w:r>
-        <w:t>Check the 00 component of Section 3.2. D₀₀^F = −ig₀₀/k² = −i/k². So D₀₀^C − D₀₀^F = i/|k|² + i/k² = i(k² + |k|²)/(|k|²k²) = ik₀²/(|k|²k²), since k² = k₀² − |k|². The right side of Section 3.2 at μ = ν = 0 is (i/(|k|²k²))[k₀(2k₀) − k₀²] = ik₀²/(|k|²k²). The two agree.</w:t>
+        <w:t>Check the 00 component of Section 3.2. D₀₀</w:t>
+      </w:r>
+      <w:r>
+        <w:rPr>
+          <w:vertAlign w:val="superscript"/>
+        </w:rPr>
+        <w:t>F</w:t>
+      </w:r>
+      <w:r>
+        <w:t xml:space="preserve"> = −ig₀₀/k² = −i/k². So D₀₀</w:t>
+      </w:r>
+      <w:r>
+        <w:rPr>
+          <w:vertAlign w:val="superscript"/>
+        </w:rPr>
+        <w:t>C</w:t>
+      </w:r>
+      <w:r>
+        <w:t xml:space="preserve"> − D₀₀</w:t>
+      </w:r>
+      <w:r>
+        <w:rPr>
+          <w:vertAlign w:val="superscript"/>
+        </w:rPr>
+        <w:t>F</w:t>
+      </w:r>
+      <w:r>
+        <w:t xml:space="preserve"> = i/|k|² + i/k² = i(k² + |k|²)/(|k|²k²) = ik₀²/(|k|²k²), since k² = k₀² − |k|². The right side of Section 3.2 at μ = ν = 0 is (i/(|k|²k²))[k₀(2k₀) − k₀²] = ik₀²/(|k|²k²). The two agree.</w:t>
       </w:r>
     </w:p>
     <w:p>
@@ -1251,7 +1840,70 @@
     </w:p>
     <w:p>
       <w:r>
-        <w:t>The local field A_μ(x) is not observable, but some nonlocal combinations of it are. A charged particle moving along a path C acquires the phase e∫_C A_μdx^μ. Under A_μ → A_μ + ∂_μχ, this changes by e[χ(end) − χ(start)], so it is not invariant for an open path. For a closed path the change vanishes, and the phase is</w:t>
+        <w:t>The local field A</w:t>
+      </w:r>
+      <w:r>
+        <w:rPr>
+          <w:vertAlign w:val="subscript"/>
+        </w:rPr>
+        <w:t>μ</w:t>
+      </w:r>
+      <w:r>
+        <w:t>(x) is not observable, but some nonlocal combinations of it are. A charged particle moving along a path C acquires the phase e∫</w:t>
+      </w:r>
+      <w:r>
+        <w:rPr>
+          <w:vertAlign w:val="subscript"/>
+        </w:rPr>
+        <w:t>C</w:t>
+      </w:r>
+      <w:r>
+        <w:t xml:space="preserve"> A</w:t>
+      </w:r>
+      <w:r>
+        <w:rPr>
+          <w:vertAlign w:val="subscript"/>
+        </w:rPr>
+        <w:t>μ</w:t>
+      </w:r>
+      <w:r>
+        <w:t>dx</w:t>
+      </w:r>
+      <w:r>
+        <w:rPr>
+          <w:vertAlign w:val="superscript"/>
+        </w:rPr>
+        <w:t>μ</w:t>
+      </w:r>
+      <w:r>
+        <w:t>. Under A</w:t>
+      </w:r>
+      <w:r>
+        <w:rPr>
+          <w:vertAlign w:val="subscript"/>
+        </w:rPr>
+        <w:t>μ</w:t>
+      </w:r>
+      <w:r>
+        <w:t xml:space="preserve"> → A</w:t>
+      </w:r>
+      <w:r>
+        <w:rPr>
+          <w:vertAlign w:val="subscript"/>
+        </w:rPr>
+        <w:t>μ</w:t>
+      </w:r>
+      <w:r>
+        <w:t xml:space="preserve"> + ∂</w:t>
+      </w:r>
+      <w:r>
+        <w:rPr>
+          <w:vertAlign w:val="subscript"/>
+        </w:rPr>
+        <w:t>μ</w:t>
+      </w:r>
+      <w:r>
+        <w:t>χ, this changes by e[χ(end) − χ(start)], so it is not invariant for an open path. For a closed path the change vanishes, and the phase is</w:t>
       </w:r>
     </w:p>
     <w:p>
@@ -1317,7 +1969,16 @@
     </w:p>
     <w:p>
       <w:r>
-        <w:t>with Φ_B the magnetic flux enclosed by C, by Stokes's theorem.</w:t>
+        <w:t>with Φ</w:t>
+      </w:r>
+      <w:r>
+        <w:rPr>
+          <w:vertAlign w:val="subscript"/>
+        </w:rPr>
+        <w:t>B</w:t>
+      </w:r>
+      <w:r>
+        <w:t xml:space="preserve"> the magnetic flux enclosed by C, by Stokes's theorem.</w:t>
       </w:r>
     </w:p>
     <w:p>
@@ -1330,7 +1991,52 @@
     </w:p>
     <w:p>
       <w:r>
-        <w:t>Aharonov and Bohm predicted in 1959 that electrons passing on either side of a region of magnetic flux would show an interference shift of eΦ_B even if the magnetic field were zero everywhere along their paths. Tonomura and collaborators confirmed it in 1986, using electron holography with a toroidal magnet shielded by a superconductor, so that the electrons never entered any field. The shift is periodic in Φ_B with period 2π/e, which is h/e in ordinary units. The object exp(ie∮_C A_μdx^μ) is called a Wilson loop W(C). It is gauge invariant, and it is the prototype of an observable built from the gauge field itself.</w:t>
+        <w:t>Aharonov and Bohm predicted in 1959 that electrons passing on either side of a region of magnetic flux would show an interference shift of eΦ</w:t>
+      </w:r>
+      <w:r>
+        <w:rPr>
+          <w:vertAlign w:val="subscript"/>
+        </w:rPr>
+        <w:t>B</w:t>
+      </w:r>
+      <w:r>
+        <w:t xml:space="preserve"> even if the magnetic field were zero everywhere along their paths. Tonomura and collaborators confirmed it in 1986, using electron holography with a toroidal magnet shielded by a superconductor, so that the electrons never entered any field. The shift is periodic in Φ</w:t>
+      </w:r>
+      <w:r>
+        <w:rPr>
+          <w:vertAlign w:val="subscript"/>
+        </w:rPr>
+        <w:t>B</w:t>
+      </w:r>
+      <w:r>
+        <w:t xml:space="preserve"> with period 2π/e, which is h/e in ordinary units. The object exp(ie∮</w:t>
+      </w:r>
+      <w:r>
+        <w:rPr>
+          <w:vertAlign w:val="subscript"/>
+        </w:rPr>
+        <w:t>C</w:t>
+      </w:r>
+      <w:r>
+        <w:t xml:space="preserve"> A</w:t>
+      </w:r>
+      <w:r>
+        <w:rPr>
+          <w:vertAlign w:val="subscript"/>
+        </w:rPr>
+        <w:t>μ</w:t>
+      </w:r>
+      <w:r>
+        <w:t>dx</w:t>
+      </w:r>
+      <w:r>
+        <w:rPr>
+          <w:vertAlign w:val="superscript"/>
+        </w:rPr>
+        <w:t>μ</w:t>
+      </w:r>
+      <w:r>
+        <w:t>) is called a Wilson loop W(C). It is gauge invariant, and it is the prototype of an observable built from the gauge field itself.</w:t>
       </w:r>
     </w:p>
     <w:p>
@@ -1344,7 +2050,34 @@
     </w:p>
     <w:p>
       <w:r>
-        <w:t>Show that the phase difference between two paths from P to Q depends only on the enclosed flux. The difference of the open-path phases is e∫_C₁ A·dl − e∫_C₂ A·dl = e∮ A·dl around the closed loop C₁ followed by C₂ reversed, which is eΦ_B. Under a gauge transformation each open phase changes by e[χ(Q) − χ(P)], and the difference does not change. Only the flux between the paths is observed.</w:t>
+        <w:t>Show that the phase difference between two paths from P to Q depends only on the enclosed flux. The difference of the open-path phases is e∫</w:t>
+      </w:r>
+      <w:r>
+        <w:rPr>
+          <w:vertAlign w:val="subscript"/>
+        </w:rPr>
+        <w:t>C</w:t>
+      </w:r>
+      <w:r>
+        <w:t>₁ A·dl − e∫</w:t>
+      </w:r>
+      <w:r>
+        <w:rPr>
+          <w:vertAlign w:val="subscript"/>
+        </w:rPr>
+        <w:t>C</w:t>
+      </w:r>
+      <w:r>
+        <w:t>₂ A·dl = e∮ A·dl around the closed loop C₁ followed by C₂ reversed, which is eΦ</w:t>
+      </w:r>
+      <w:r>
+        <w:rPr>
+          <w:vertAlign w:val="subscript"/>
+        </w:rPr>
+        <w:t>B</w:t>
+      </w:r>
+      <w:r>
+        <w:t>. Under a gauge transformation each open phase changes by e[χ(Q) − χ(P)], and the difference does not change. Only the flux between the paths is observed.</w:t>
       </w:r>
     </w:p>
     <w:p>
@@ -1357,7 +2090,97 @@
     </w:p>
     <w:p>
       <w:r>
-        <w:t>Gauge invariance forbids a photon mass term ½M²A_μA^μ, which changes under A_μ → A_μ + ∂_μχ, and Lesson 72 showed that loops cannot generate one. It forces the photon to couple through D_μ = ∂_μ + ieA_μ, so the same e appears in every charged particle's interactions with the photon. It permits other invariant terms, such as the Pauli term ψ̄σ^μνψF_μν. That term has mass dimension 5, so its coefficient must have dimension of inverse mass, and including it would spoil renormalizability. QED does not include it in the Lagrangian. Instead, the loops generate a finite term of exactly this form, with a calculable coefficient, and Lesson 76 computes it as the anomalous magnetic moment.</w:t>
+        <w:t>Gauge invariance forbids a photon mass term ½M²A</w:t>
+      </w:r>
+      <w:r>
+        <w:rPr>
+          <w:vertAlign w:val="subscript"/>
+        </w:rPr>
+        <w:t>μ</w:t>
+      </w:r>
+      <w:r>
+        <w:t>A</w:t>
+      </w:r>
+      <w:r>
+        <w:rPr>
+          <w:vertAlign w:val="superscript"/>
+        </w:rPr>
+        <w:t>μ</w:t>
+      </w:r>
+      <w:r>
+        <w:t>, which changes under A</w:t>
+      </w:r>
+      <w:r>
+        <w:rPr>
+          <w:vertAlign w:val="subscript"/>
+        </w:rPr>
+        <w:t>μ</w:t>
+      </w:r>
+      <w:r>
+        <w:t xml:space="preserve"> → A</w:t>
+      </w:r>
+      <w:r>
+        <w:rPr>
+          <w:vertAlign w:val="subscript"/>
+        </w:rPr>
+        <w:t>μ</w:t>
+      </w:r>
+      <w:r>
+        <w:t xml:space="preserve"> + ∂</w:t>
+      </w:r>
+      <w:r>
+        <w:rPr>
+          <w:vertAlign w:val="subscript"/>
+        </w:rPr>
+        <w:t>μ</w:t>
+      </w:r>
+      <w:r>
+        <w:t>χ, and Lesson 72 showed that loops cannot generate one. It forces the photon to couple through D</w:t>
+      </w:r>
+      <w:r>
+        <w:rPr>
+          <w:vertAlign w:val="subscript"/>
+        </w:rPr>
+        <w:t>μ</w:t>
+      </w:r>
+      <w:r>
+        <w:t xml:space="preserve"> = ∂</w:t>
+      </w:r>
+      <w:r>
+        <w:rPr>
+          <w:vertAlign w:val="subscript"/>
+        </w:rPr>
+        <w:t>μ</w:t>
+      </w:r>
+      <w:r>
+        <w:t xml:space="preserve"> + ieA</w:t>
+      </w:r>
+      <w:r>
+        <w:rPr>
+          <w:vertAlign w:val="subscript"/>
+        </w:rPr>
+        <w:t>μ</w:t>
+      </w:r>
+      <w:r>
+        <w:t>, so the same e appears in every charged particle's interactions with the photon. It permits other invariant terms, such as the Pauli term ψ̄σ</w:t>
+      </w:r>
+      <w:r>
+        <w:rPr>
+          <w:vertAlign w:val="superscript"/>
+        </w:rPr>
+        <w:t>μν</w:t>
+      </w:r>
+      <w:r>
+        <w:t>ψF</w:t>
+      </w:r>
+      <w:r>
+        <w:rPr>
+          <w:vertAlign w:val="subscript"/>
+        </w:rPr>
+        <w:t>μν</w:t>
+      </w:r>
+      <w:r>
+        <w:t>. That term has mass dimension 5, so its coefficient must have dimension of inverse mass, and including it would spoil renormalizability. QED does not include it in the Lagrangian. Instead, the loops generate a finite term of exactly this form, with a calculable coefficient, and Lesson 76 computes it as the anomalous magnetic moment.</w:t>
       </w:r>
     </w:p>
     <w:p>
@@ -1454,7 +2277,16 @@
           </w:tcPr>
           <w:p>
             <w:r>
-              <w:t>ℒ invariant; ℒ + ℒ_gf not; observables gauge independent</w:t>
+              <w:t>ℒ invariant; ℒ + ℒ</w:t>
+            </w:r>
+            <w:r>
+              <w:rPr>
+                <w:vertAlign w:val="subscript"/>
+              </w:rPr>
+              <w:t>gf</w:t>
+            </w:r>
+            <w:r>
+              <w:t xml:space="preserve"> not; observables gauge independent</w:t>
             </w:r>
           </w:p>
         </w:tc>
@@ -1491,7 +2323,34 @@
           </w:tcPr>
           <w:p>
             <w:r>
-              <w:t>∂D_μν/∂ξ = −ik_μk_ν/k⁴, so ∂ℳ/∂ξ = 0</w:t>
+              <w:t>∂D</w:t>
+            </w:r>
+            <w:r>
+              <w:rPr>
+                <w:vertAlign w:val="subscript"/>
+              </w:rPr>
+              <w:t>μν</w:t>
+            </w:r>
+            <w:r>
+              <w:t>/∂ξ = −ik</w:t>
+            </w:r>
+            <w:r>
+              <w:rPr>
+                <w:vertAlign w:val="subscript"/>
+              </w:rPr>
+              <w:t>μ</w:t>
+            </w:r>
+            <w:r>
+              <w:t>k</w:t>
+            </w:r>
+            <w:r>
+              <w:rPr>
+                <w:vertAlign w:val="subscript"/>
+              </w:rPr>
+              <w:t>ν</w:t>
+            </w:r>
+            <w:r>
+              <w:t>/k⁴, so ∂ℳ/∂ξ = 0</w:t>
             </w:r>
           </w:p>
         </w:tc>
@@ -1528,7 +2387,40 @@
           </w:tcPr>
           <w:p>
             <w:r>
-              <w:t>D^C − D^F ∝ k_μ or k_ν</w:t>
+              <w:t>D</w:t>
+            </w:r>
+            <w:r>
+              <w:rPr>
+                <w:vertAlign w:val="superscript"/>
+              </w:rPr>
+              <w:t>C</w:t>
+            </w:r>
+            <w:r>
+              <w:t xml:space="preserve"> − D</w:t>
+            </w:r>
+            <w:r>
+              <w:rPr>
+                <w:vertAlign w:val="superscript"/>
+              </w:rPr>
+              <w:t>F</w:t>
+            </w:r>
+            <w:r>
+              <w:t xml:space="preserve"> ∝ k</w:t>
+            </w:r>
+            <w:r>
+              <w:rPr>
+                <w:vertAlign w:val="subscript"/>
+              </w:rPr>
+              <w:t>μ</w:t>
+            </w:r>
+            <w:r>
+              <w:t xml:space="preserve"> or k</w:t>
+            </w:r>
+            <w:r>
+              <w:rPr>
+                <w:vertAlign w:val="subscript"/>
+              </w:rPr>
+              <w:t>ν</w:t>
             </w:r>
           </w:p>
         </w:tc>
@@ -1639,7 +2531,16 @@
           </w:tcPr>
           <w:p>
             <w:r>
-              <w:t>Aharonov–Bohm phase eΦ_B, Wilson loop</w:t>
+              <w:t>Aharonov–Bohm phase eΦ</w:t>
+            </w:r>
+            <w:r>
+              <w:rPr>
+                <w:vertAlign w:val="subscript"/>
+              </w:rPr>
+              <w:t>B</w:t>
+            </w:r>
+            <w:r>
+              <w:t>, Wilson loop</w:t>
             </w:r>
           </w:p>
         </w:tc>
@@ -1657,7 +2558,16 @@
           </w:tcPr>
           <w:p>
             <w:r>
-              <w:t>A_μ enters observables only in gauge-invariant combinations</w:t>
+              <w:t>A</w:t>
+            </w:r>
+            <w:r>
+              <w:rPr>
+                <w:vertAlign w:val="subscript"/>
+              </w:rPr>
+              <w:t>μ</w:t>
+            </w:r>
+            <w:r>
+              <w:t xml:space="preserve"> enters observables only in gauge-invariant combinations</w:t>
             </w:r>
           </w:p>
         </w:tc>
@@ -1740,7 +2650,34 @@
         </w:numPr>
       </w:pPr>
       <w:r>
-        <w:t>∂D_μν/∂ξ = −ik_μk_ν/k⁴. Through the Ward identity, the sum over all attachments gives ∂ℳ/∂ξ = 0.</w:t>
+        <w:t>∂D</w:t>
+      </w:r>
+      <w:r>
+        <w:rPr>
+          <w:vertAlign w:val="subscript"/>
+        </w:rPr>
+        <w:t>μν</w:t>
+      </w:r>
+      <w:r>
+        <w:t>/∂ξ = −ik</w:t>
+      </w:r>
+      <w:r>
+        <w:rPr>
+          <w:vertAlign w:val="subscript"/>
+        </w:rPr>
+        <w:t>μ</w:t>
+      </w:r>
+      <w:r>
+        <w:t>k</w:t>
+      </w:r>
+      <w:r>
+        <w:rPr>
+          <w:vertAlign w:val="subscript"/>
+        </w:rPr>
+        <w:t>ν</w:t>
+      </w:r>
+      <w:r>
+        <w:t>/k⁴. Through the Ward identity, the sum over all attachments gives ∂ℳ/∂ξ = 0.</w:t>
       </w:r>
     </w:p>
     <w:p>
@@ -1752,7 +2689,25 @@
         </w:numPr>
       </w:pPr>
       <w:r>
-        <w:t>The Coulomb-gauge propagator differs from the Feynman one only by terms carrying k_μ or k_ν, so all gauges give the same cross sections.</w:t>
+        <w:t>The Coulomb-gauge propagator differs from the Feynman one only by terms carrying k</w:t>
+      </w:r>
+      <w:r>
+        <w:rPr>
+          <w:vertAlign w:val="subscript"/>
+        </w:rPr>
+        <w:t>μ</w:t>
+      </w:r>
+      <w:r>
+        <w:t xml:space="preserve"> or k</w:t>
+      </w:r>
+      <w:r>
+        <w:rPr>
+          <w:vertAlign w:val="subscript"/>
+        </w:rPr>
+        <w:t>ν</w:t>
+      </w:r>
+      <w:r>
+        <w:t>, so all gauges give the same cross sections.</w:t>
       </w:r>
     </w:p>
     <w:p>
@@ -1788,7 +2743,25 @@
         </w:numPr>
       </w:pPr>
       <w:r>
-        <w:t>The Aharonov–Bohm phase eΦ_B is a gauge-invariant observable built from A_μ, confirmed experimentally in 1986.</w:t>
+        <w:t>The Aharonov–Bohm phase eΦ</w:t>
+      </w:r>
+      <w:r>
+        <w:rPr>
+          <w:vertAlign w:val="subscript"/>
+        </w:rPr>
+        <w:t>B</w:t>
+      </w:r>
+      <w:r>
+        <w:t xml:space="preserve"> is a gauge-invariant observable built from A</w:t>
+      </w:r>
+      <w:r>
+        <w:rPr>
+          <w:vertAlign w:val="subscript"/>
+        </w:rPr>
+        <w:t>μ</w:t>
+      </w:r>
+      <w:r>
+        <w:t>, confirmed experimentally in 1986.</w:t>
       </w:r>
     </w:p>
     <w:p>
@@ -1889,7 +2862,49 @@
           </w:tcPr>
           <w:p>
             <w:r>
-              <w:t>Show that ℒ = ψ̄(iD̸ − m)ψ − ¼F² is invariant under ψ → e^(−ieχ)ψ, A_μ → A_μ + ∂_μχ.</w:t>
+              <w:rPr>
+                <w:b/>
+              </w:rPr>
+              <w:t>Core.</w:t>
+            </w:r>
+            <w:r>
+              <w:t xml:space="preserve"> Show that ℒ = ψ̄(iD̸ − m)ψ − ¼F² is invariant under ψ → e</w:t>
+            </w:r>
+            <w:r>
+              <w:rPr>
+                <w:vertAlign w:val="superscript"/>
+              </w:rPr>
+              <w:t>−ieχ</w:t>
+            </w:r>
+            <w:r>
+              <w:t>ψ, A</w:t>
+            </w:r>
+            <w:r>
+              <w:rPr>
+                <w:vertAlign w:val="subscript"/>
+              </w:rPr>
+              <w:t>μ</w:t>
+            </w:r>
+            <w:r>
+              <w:t xml:space="preserve"> → A</w:t>
+            </w:r>
+            <w:r>
+              <w:rPr>
+                <w:vertAlign w:val="subscript"/>
+              </w:rPr>
+              <w:t>μ</w:t>
+            </w:r>
+            <w:r>
+              <w:t xml:space="preserve"> + ∂</w:t>
+            </w:r>
+            <w:r>
+              <w:rPr>
+                <w:vertAlign w:val="subscript"/>
+              </w:rPr>
+              <w:t>μ</w:t>
+            </w:r>
+            <w:r>
+              <w:t>χ.</w:t>
             </w:r>
           </w:p>
         </w:tc>
@@ -1927,7 +2942,22 @@
           </w:tcPr>
           <w:p>
             <w:r>
-              <w:t>Show that ℒ_gf = −(∂·A)²/(2ξ) changes under the same transformation unless ∂²χ = 0.</w:t>
+              <w:rPr>
+                <w:b/>
+              </w:rPr>
+              <w:t>Core.</w:t>
+            </w:r>
+            <w:r>
+              <w:t xml:space="preserve"> Show that ℒ</w:t>
+            </w:r>
+            <w:r>
+              <w:rPr>
+                <w:vertAlign w:val="subscript"/>
+              </w:rPr>
+              <w:t>gf</w:t>
+            </w:r>
+            <w:r>
+              <w:t xml:space="preserve"> = −(∂·A)²/(2ξ) changes under the same transformation unless ∂²χ = 0.</w:t>
             </w:r>
           </w:p>
         </w:tc>
@@ -1963,7 +2993,22 @@
           </w:tcPr>
           <w:p>
             <w:r>
-              <w:t>Differentiate D_μν(k; ξ) with respect to ξ and confirm Section 2.1.</w:t>
+              <w:rPr>
+                <w:b/>
+              </w:rPr>
+              <w:t>Core.</w:t>
+            </w:r>
+            <w:r>
+              <w:t xml:space="preserve"> Differentiate D</w:t>
+            </w:r>
+            <w:r>
+              <w:rPr>
+                <w:vertAlign w:val="subscript"/>
+              </w:rPr>
+              <w:t>μν</w:t>
+            </w:r>
+            <w:r>
+              <w:t>(k; ξ) with respect to ξ and confirm Section 2.1.</w:t>
             </w:r>
           </w:p>
         </w:tc>
@@ -2001,7 +3046,13 @@
           </w:tcPr>
           <w:p>
             <w:r>
-              <w:t>Show explicitly that the ξ-derivative of the tree-level electron-muon amplitude vanishes.</w:t>
+              <w:rPr>
+                <w:b/>
+              </w:rPr>
+              <w:t>Core.</w:t>
+            </w:r>
+            <w:r>
+              <w:t xml:space="preserve"> Show explicitly that the ξ-derivative of the tree-level electron-muon amplitude vanishes.</w:t>
             </w:r>
           </w:p>
         </w:tc>
@@ -2037,7 +3088,31 @@
           </w:tcPr>
           <w:p>
             <w:r>
-              <w:t>Derive Section 3.2 by computing the 00, 0i, and ij components of D^C − D^F.</w:t>
+              <w:rPr>
+                <w:b/>
+              </w:rPr>
+              <w:t>Extension.</w:t>
+            </w:r>
+            <w:r>
+              <w:t xml:space="preserve"> Derive Section 3.2 by computing the 00, 0i, and ij components of D</w:t>
+            </w:r>
+            <w:r>
+              <w:rPr>
+                <w:vertAlign w:val="superscript"/>
+              </w:rPr>
+              <w:t>C</w:t>
+            </w:r>
+            <w:r>
+              <w:t xml:space="preserve"> − D</w:t>
+            </w:r>
+            <w:r>
+              <w:rPr>
+                <w:vertAlign w:val="superscript"/>
+              </w:rPr>
+              <w:t>F</w:t>
+            </w:r>
+            <w:r>
+              <w:t>.</w:t>
             </w:r>
           </w:p>
         </w:tc>
@@ -2075,7 +3150,22 @@
           </w:tcPr>
           <w:p>
             <w:r>
-              <w:t>Explain why D₀₀^C has no pole at k² = 0, and identify the interaction it describes in position space.</w:t>
+              <w:rPr>
+                <w:b/>
+              </w:rPr>
+              <w:t>Extension.</w:t>
+            </w:r>
+            <w:r>
+              <w:t xml:space="preserve"> Explain why D₀₀</w:t>
+            </w:r>
+            <w:r>
+              <w:rPr>
+                <w:vertAlign w:val="superscript"/>
+              </w:rPr>
+              <w:t>C</w:t>
+            </w:r>
+            <w:r>
+              <w:t xml:space="preserve"> has no pole at k² = 0, and identify the interaction it describes in position space.</w:t>
             </w:r>
           </w:p>
         </w:tc>
@@ -2111,7 +3201,13 @@
           </w:tcPr>
           <w:p>
             <w:r>
-              <w:t>List the gauge-invariant subsets of one-loop diagrams in electron-muon scattering.</w:t>
+              <w:rPr>
+                <w:b/>
+              </w:rPr>
+              <w:t>Extension.</w:t>
+            </w:r>
+            <w:r>
+              <w:t xml:space="preserve"> List the gauge-invariant subsets of one-loop diagrams in electron-muon scattering.</w:t>
             </w:r>
           </w:p>
         </w:tc>
@@ -2149,7 +3245,13 @@
           </w:tcPr>
           <w:p>
             <w:r>
-              <w:t>Using Section 5.1, find the value of ξ that makes Z₂ finite at one loop, and explain why this cannot make any physical prediction finite that was not already.</w:t>
+              <w:rPr>
+                <w:b/>
+              </w:rPr>
+              <w:t>Extension.</w:t>
+            </w:r>
+            <w:r>
+              <w:t xml:space="preserve"> Using Section 5.1, find the value of ξ that makes Z₂ finite at one loop, and explain why this cannot make any physical prediction finite that was not already.</w:t>
             </w:r>
           </w:p>
         </w:tc>
@@ -2185,7 +3287,13 @@
           </w:tcPr>
           <w:p>
             <w:r>
-              <w:t>Explain why δm must be gauge independent, using the fact that the pole mass is measurable.</w:t>
+              <w:rPr>
+                <w:b/>
+              </w:rPr>
+              <w:t>Extension.</w:t>
+            </w:r>
+            <w:r>
+              <w:t xml:space="preserve"> Explain why δm must be gauge independent, using the fact that the pole mass is measurable.</w:t>
             </w:r>
           </w:p>
         </w:tc>
@@ -2223,7 +3331,13 @@
           </w:tcPr>
           <w:p>
             <w:r>
-              <w:t>Show that the open-path phase e∫A·dl is not gauge invariant, but that the closed-path phase is.</w:t>
+              <w:rPr>
+                <w:b/>
+              </w:rPr>
+              <w:t>Core.</w:t>
+            </w:r>
+            <w:r>
+              <w:t xml:space="preserve"> Show that the open-path phase e∫A·dl is not gauge invariant, but that the closed-path phase is.</w:t>
             </w:r>
           </w:p>
         </w:tc>
@@ -2259,7 +3373,13 @@
           </w:tcPr>
           <w:p>
             <w:r>
-              <w:t>For an electron (charge magnitude e), compute the flux that shifts the Aharonov–Bohm pattern by one full period, in webers, using h/e.</w:t>
+              <w:rPr>
+                <w:b/>
+              </w:rPr>
+              <w:t>Core.</w:t>
+            </w:r>
+            <w:r>
+              <w:t xml:space="preserve"> For an electron (charge magnitude e), compute the flux that shifts the Aharonov–Bohm pattern by one full period, in webers, using h/e.</w:t>
             </w:r>
           </w:p>
         </w:tc>
@@ -2297,7 +3417,67 @@
           </w:tcPr>
           <w:p>
             <w:r>
-              <w:t>Show that ½M²A_μA^μ is not gauge invariant, and that F_μνF^μν and ψ̄σ^μνψF_μν are.</w:t>
+              <w:rPr>
+                <w:b/>
+              </w:rPr>
+              <w:t>Extension.</w:t>
+            </w:r>
+            <w:r>
+              <w:t xml:space="preserve"> Show that ½M²A</w:t>
+            </w:r>
+            <w:r>
+              <w:rPr>
+                <w:vertAlign w:val="subscript"/>
+              </w:rPr>
+              <w:t>μ</w:t>
+            </w:r>
+            <w:r>
+              <w:t>A</w:t>
+            </w:r>
+            <w:r>
+              <w:rPr>
+                <w:vertAlign w:val="superscript"/>
+              </w:rPr>
+              <w:t>μ</w:t>
+            </w:r>
+            <w:r>
+              <w:t xml:space="preserve"> is not gauge invariant, and that F</w:t>
+            </w:r>
+            <w:r>
+              <w:rPr>
+                <w:vertAlign w:val="subscript"/>
+              </w:rPr>
+              <w:t>μν</w:t>
+            </w:r>
+            <w:r>
+              <w:t>F</w:t>
+            </w:r>
+            <w:r>
+              <w:rPr>
+                <w:vertAlign w:val="superscript"/>
+              </w:rPr>
+              <w:t>μν</w:t>
+            </w:r>
+            <w:r>
+              <w:t xml:space="preserve"> and ψ̄σ</w:t>
+            </w:r>
+            <w:r>
+              <w:rPr>
+                <w:vertAlign w:val="superscript"/>
+              </w:rPr>
+              <w:t>μν</w:t>
+            </w:r>
+            <w:r>
+              <w:t>ψF</w:t>
+            </w:r>
+            <w:r>
+              <w:rPr>
+                <w:vertAlign w:val="subscript"/>
+              </w:rPr>
+              <w:t>μν</w:t>
+            </w:r>
+            <w:r>
+              <w:t xml:space="preserve"> are.</w:t>
             </w:r>
           </w:p>
         </w:tc>
@@ -2333,7 +3513,13 @@
           </w:tcPr>
           <w:p>
             <w:r>
-              <w:t>Challenge: the electron propagator at p² ≠ m² is gauge dependent, yet Lesson 68 used its pole to define m. Explain why the location of the pole is gauge independent even though the propagator is not.</w:t>
+              <w:rPr>
+                <w:b/>
+              </w:rPr>
+              <w:t>Challenge.</w:t>
+            </w:r>
+            <w:r>
+              <w:t xml:space="preserve"> The electron propagator at p² ≠ m² is gauge dependent, yet Lesson 68 used its pole to define m. Explain why the location of the pole is gauge independent even though the propagator is not.</w:t>
             </w:r>
           </w:p>
         </w:tc>
@@ -2350,6 +3536,14 @@
     <w:p>
       <w:r>
         <w:rPr>
+          <w:i/>
+        </w:rPr>
+        <w:t>Attempt each exercise before reading its solution. If you are stuck, read only the first sentence of the solution, then try again.</w:t>
+      </w:r>
+    </w:p>
+    <w:p>
+      <w:r>
+        <w:rPr>
           <w:b/>
         </w:rPr>
         <w:t>1.</w:t>
@@ -2358,7 +3552,124 @@
         <w:t xml:space="preserve"> </w:t>
       </w:r>
       <w:r>
-        <w:t>D_μψ → (∂_μ + ieA_μ + ie∂_μχ)(e^(−ieχ)ψ) = e^(−ieχ)(∂_μψ − ie∂_μχψ + ieA_μψ + ie∂_μχψ) = e^(−ieχ)D_μψ. Then ψ̄iD̸ψ and mψ̄ψ are invariant, and F_μν is unchanged.</w:t>
+        <w:t>D</w:t>
+      </w:r>
+      <w:r>
+        <w:rPr>
+          <w:vertAlign w:val="subscript"/>
+        </w:rPr>
+        <w:t>μ</w:t>
+      </w:r>
+      <w:r>
+        <w:t>ψ → (∂</w:t>
+      </w:r>
+      <w:r>
+        <w:rPr>
+          <w:vertAlign w:val="subscript"/>
+        </w:rPr>
+        <w:t>μ</w:t>
+      </w:r>
+      <w:r>
+        <w:t xml:space="preserve"> + ieA</w:t>
+      </w:r>
+      <w:r>
+        <w:rPr>
+          <w:vertAlign w:val="subscript"/>
+        </w:rPr>
+        <w:t>μ</w:t>
+      </w:r>
+      <w:r>
+        <w:t xml:space="preserve"> + ie∂</w:t>
+      </w:r>
+      <w:r>
+        <w:rPr>
+          <w:vertAlign w:val="subscript"/>
+        </w:rPr>
+        <w:t>μ</w:t>
+      </w:r>
+      <w:r>
+        <w:t>χ)(e</w:t>
+      </w:r>
+      <w:r>
+        <w:rPr>
+          <w:vertAlign w:val="superscript"/>
+        </w:rPr>
+        <w:t>−ieχ</w:t>
+      </w:r>
+      <w:r>
+        <w:t>ψ) = e</w:t>
+      </w:r>
+      <w:r>
+        <w:rPr>
+          <w:vertAlign w:val="superscript"/>
+        </w:rPr>
+        <w:t>−ieχ</w:t>
+      </w:r>
+      <w:r>
+        <w:t>(∂</w:t>
+      </w:r>
+      <w:r>
+        <w:rPr>
+          <w:vertAlign w:val="subscript"/>
+        </w:rPr>
+        <w:t>μ</w:t>
+      </w:r>
+      <w:r>
+        <w:t>ψ − ie∂</w:t>
+      </w:r>
+      <w:r>
+        <w:rPr>
+          <w:vertAlign w:val="subscript"/>
+        </w:rPr>
+        <w:t>μ</w:t>
+      </w:r>
+      <w:r>
+        <w:t>χψ + ieA</w:t>
+      </w:r>
+      <w:r>
+        <w:rPr>
+          <w:vertAlign w:val="subscript"/>
+        </w:rPr>
+        <w:t>μ</w:t>
+      </w:r>
+      <w:r>
+        <w:t>ψ + ie∂</w:t>
+      </w:r>
+      <w:r>
+        <w:rPr>
+          <w:vertAlign w:val="subscript"/>
+        </w:rPr>
+        <w:t>μ</w:t>
+      </w:r>
+      <w:r>
+        <w:t>χψ) = e</w:t>
+      </w:r>
+      <w:r>
+        <w:rPr>
+          <w:vertAlign w:val="superscript"/>
+        </w:rPr>
+        <w:t>−ieχ</w:t>
+      </w:r>
+      <w:r>
+        <w:t>D</w:t>
+      </w:r>
+      <w:r>
+        <w:rPr>
+          <w:vertAlign w:val="subscript"/>
+        </w:rPr>
+        <w:t>μ</w:t>
+      </w:r>
+      <w:r>
+        <w:t>ψ. Then ψ̄iD̸ψ and mψ̄ψ are invariant, and F</w:t>
+      </w:r>
+      <w:r>
+        <w:rPr>
+          <w:vertAlign w:val="subscript"/>
+        </w:rPr>
+        <w:t>μν</w:t>
+      </w:r>
+      <w:r>
+        <w:t xml:space="preserve"> is unchanged.</w:t>
       </w:r>
     </w:p>
     <w:p>
@@ -2386,7 +3697,25 @@
         <w:t xml:space="preserve"> </w:t>
       </w:r>
       <w:r>
-        <w:t>D = −i[g − (1−ξ)kk/k²]/k² = −ig/k² + i(1−ξ)kk/k⁴. Only the second term depends on ξ, and its derivative is −ik_μk_ν/k⁴.</w:t>
+        <w:t>D = −i[g − (1−ξ)kk/k²]/k² = −ig/k² + i(1−ξ)kk/k⁴. Only the second term depends on ξ, and its derivative is −ik</w:t>
+      </w:r>
+      <w:r>
+        <w:rPr>
+          <w:vertAlign w:val="subscript"/>
+        </w:rPr>
+        <w:t>μ</w:t>
+      </w:r>
+      <w:r>
+        <w:t>k</w:t>
+      </w:r>
+      <w:r>
+        <w:rPr>
+          <w:vertAlign w:val="subscript"/>
+        </w:rPr>
+        <w:t>ν</w:t>
+      </w:r>
+      <w:r>
+        <w:t>/k⁴.</w:t>
       </w:r>
     </w:p>
     <w:p>
@@ -2400,7 +3729,82 @@
         <w:t xml:space="preserve"> </w:t>
       </w:r>
       <w:r>
-        <w:t>∂ℳ/∂ξ ∝ J_e^μ(−iq_μq_ν/q⁴)J_μ^ν = −i(q·J_e)(q·J_μ)/q⁴. By Lesson 71, Exercise 10, q·J_e = 0 for on-shell spinors.</w:t>
+        <w:t>∂ℳ/∂ξ ∝ J</w:t>
+      </w:r>
+      <w:r>
+        <w:rPr>
+          <w:vertAlign w:val="subscript"/>
+        </w:rPr>
+        <w:t>e</w:t>
+      </w:r>
+      <w:r>
+        <w:rPr>
+          <w:vertAlign w:val="superscript"/>
+        </w:rPr>
+        <w:t>μ</w:t>
+      </w:r>
+      <w:r>
+        <w:t>(−iq</w:t>
+      </w:r>
+      <w:r>
+        <w:rPr>
+          <w:vertAlign w:val="subscript"/>
+        </w:rPr>
+        <w:t>μ</w:t>
+      </w:r>
+      <w:r>
+        <w:t>q</w:t>
+      </w:r>
+      <w:r>
+        <w:rPr>
+          <w:vertAlign w:val="subscript"/>
+        </w:rPr>
+        <w:t>ν</w:t>
+      </w:r>
+      <w:r>
+        <w:t>/q⁴)J</w:t>
+      </w:r>
+      <w:r>
+        <w:rPr>
+          <w:vertAlign w:val="subscript"/>
+        </w:rPr>
+        <w:t>μ</w:t>
+      </w:r>
+      <w:r>
+        <w:rPr>
+          <w:vertAlign w:val="superscript"/>
+        </w:rPr>
+        <w:t>ν</w:t>
+      </w:r>
+      <w:r>
+        <w:t xml:space="preserve"> = −i(q·J</w:t>
+      </w:r>
+      <w:r>
+        <w:rPr>
+          <w:vertAlign w:val="subscript"/>
+        </w:rPr>
+        <w:t>e</w:t>
+      </w:r>
+      <w:r>
+        <w:t>)(q·J</w:t>
+      </w:r>
+      <w:r>
+        <w:rPr>
+          <w:vertAlign w:val="subscript"/>
+        </w:rPr>
+        <w:t>μ</w:t>
+      </w:r>
+      <w:r>
+        <w:t>)/q⁴. By Lesson 71, Exercise 10, q·J</w:t>
+      </w:r>
+      <w:r>
+        <w:rPr>
+          <w:vertAlign w:val="subscript"/>
+        </w:rPr>
+        <w:t>e</w:t>
+      </w:r>
+      <w:r>
+        <w:t xml:space="preserve"> = 0 for on-shell spinors.</w:t>
       </w:r>
     </w:p>
     <w:p>
@@ -2414,7 +3818,172 @@
         <w:t xml:space="preserve"> </w:t>
       </w:r>
       <w:r>
-        <w:t>00: Worked example 3. 0i: D^C₀ᵢ = 0 and D^F₀ᵢ = 0. The right side gives (i/(|k|²k²))[k₀(k₀n_i + n₀k_i) − k₀k_i] = (i/(|k|²k²))[k₀k_i − k₀k_i] = 0, using n_i = 0 and n₀ = 1. ij: D^F_ij = −ig_ij/k² = iδ_ij/k², so D^C_ij − D^F_ij = −ik_ik_j/(|k|²k²). The right side gives −ik_ik_j/(|k|²k²), with the products of lower spatial components equal to those of upper ones.</w:t>
+        <w:t>00: Worked example 3. 0i: D</w:t>
+      </w:r>
+      <w:r>
+        <w:rPr>
+          <w:vertAlign w:val="superscript"/>
+        </w:rPr>
+        <w:t>C</w:t>
+      </w:r>
+      <w:r>
+        <w:t>₀ᵢ = 0 and D</w:t>
+      </w:r>
+      <w:r>
+        <w:rPr>
+          <w:vertAlign w:val="superscript"/>
+        </w:rPr>
+        <w:t>F</w:t>
+      </w:r>
+      <w:r>
+        <w:t>₀ᵢ = 0. The right side gives (i/(|k|²k²))[k₀(k₀n</w:t>
+      </w:r>
+      <w:r>
+        <w:rPr>
+          <w:vertAlign w:val="subscript"/>
+        </w:rPr>
+        <w:t>i</w:t>
+      </w:r>
+      <w:r>
+        <w:t xml:space="preserve"> + n₀k</w:t>
+      </w:r>
+      <w:r>
+        <w:rPr>
+          <w:vertAlign w:val="subscript"/>
+        </w:rPr>
+        <w:t>i</w:t>
+      </w:r>
+      <w:r>
+        <w:t>) − k₀k</w:t>
+      </w:r>
+      <w:r>
+        <w:rPr>
+          <w:vertAlign w:val="subscript"/>
+        </w:rPr>
+        <w:t>i</w:t>
+      </w:r>
+      <w:r>
+        <w:t>] = (i/(|k|²k²))[k₀k</w:t>
+      </w:r>
+      <w:r>
+        <w:rPr>
+          <w:vertAlign w:val="subscript"/>
+        </w:rPr>
+        <w:t>i</w:t>
+      </w:r>
+      <w:r>
+        <w:t xml:space="preserve"> − k₀k</w:t>
+      </w:r>
+      <w:r>
+        <w:rPr>
+          <w:vertAlign w:val="subscript"/>
+        </w:rPr>
+        <w:t>i</w:t>
+      </w:r>
+      <w:r>
+        <w:t>] = 0, using n</w:t>
+      </w:r>
+      <w:r>
+        <w:rPr>
+          <w:vertAlign w:val="subscript"/>
+        </w:rPr>
+        <w:t>i</w:t>
+      </w:r>
+      <w:r>
+        <w:t xml:space="preserve"> = 0 and n₀ = 1. ij: D</w:t>
+      </w:r>
+      <w:r>
+        <w:rPr>
+          <w:vertAlign w:val="superscript"/>
+        </w:rPr>
+        <w:t>F</w:t>
+      </w:r>
+      <w:r>
+        <w:rPr>
+          <w:vertAlign w:val="subscript"/>
+        </w:rPr>
+        <w:t>ij</w:t>
+      </w:r>
+      <w:r>
+        <w:t xml:space="preserve"> = −ig</w:t>
+      </w:r>
+      <w:r>
+        <w:rPr>
+          <w:vertAlign w:val="subscript"/>
+        </w:rPr>
+        <w:t>ij</w:t>
+      </w:r>
+      <w:r>
+        <w:t>/k² = iδ</w:t>
+      </w:r>
+      <w:r>
+        <w:rPr>
+          <w:vertAlign w:val="subscript"/>
+        </w:rPr>
+        <w:t>ij</w:t>
+      </w:r>
+      <w:r>
+        <w:t>/k², so D</w:t>
+      </w:r>
+      <w:r>
+        <w:rPr>
+          <w:vertAlign w:val="superscript"/>
+        </w:rPr>
+        <w:t>C</w:t>
+      </w:r>
+      <w:r>
+        <w:rPr>
+          <w:vertAlign w:val="subscript"/>
+        </w:rPr>
+        <w:t>ij</w:t>
+      </w:r>
+      <w:r>
+        <w:t xml:space="preserve"> − D</w:t>
+      </w:r>
+      <w:r>
+        <w:rPr>
+          <w:vertAlign w:val="superscript"/>
+        </w:rPr>
+        <w:t>F</w:t>
+      </w:r>
+      <w:r>
+        <w:rPr>
+          <w:vertAlign w:val="subscript"/>
+        </w:rPr>
+        <w:t>ij</w:t>
+      </w:r>
+      <w:r>
+        <w:t xml:space="preserve"> = −ik</w:t>
+      </w:r>
+      <w:r>
+        <w:rPr>
+          <w:vertAlign w:val="subscript"/>
+        </w:rPr>
+        <w:t>ik</w:t>
+      </w:r>
+      <w:r>
+        <w:rPr>
+          <w:vertAlign w:val="subscript"/>
+        </w:rPr>
+        <w:t>j</w:t>
+      </w:r>
+      <w:r>
+        <w:t>/(|k|²k²). The right side gives −ik</w:t>
+      </w:r>
+      <w:r>
+        <w:rPr>
+          <w:vertAlign w:val="subscript"/>
+        </w:rPr>
+        <w:t>ik</w:t>
+      </w:r>
+      <w:r>
+        <w:rPr>
+          <w:vertAlign w:val="subscript"/>
+        </w:rPr>
+        <w:t>j</w:t>
+      </w:r>
+      <w:r>
+        <w:t>/(|k|²k²), with the products of lower spatial components equal to those of upper ones.</w:t>
       </w:r>
     </w:p>
     <w:p>
@@ -2428,7 +3997,16 @@
         <w:t xml:space="preserve"> </w:t>
       </w:r>
       <w:r>
-        <w:t>D₀₀^C = i/|k|² depends only on the three-momentum, not on k₀. In position space this is instantaneous in time and falls as 1/(4πr) in space: the Coulomb interaction between the charge densities.</w:t>
+        <w:t>D₀₀</w:t>
+      </w:r>
+      <w:r>
+        <w:rPr>
+          <w:vertAlign w:val="superscript"/>
+        </w:rPr>
+        <w:t>C</w:t>
+      </w:r>
+      <w:r>
+        <w:t xml:space="preserve"> = i/|k|² depends only on the three-momentum, not on k₀. In position space this is instantaneous in time and falls as 1/(4πr) in space: the Coulomb interaction between the charge densities.</w:t>
       </w:r>
     </w:p>
     <w:p>
@@ -2484,7 +4062,31 @@
         <w:t xml:space="preserve"> </w:t>
       </w:r>
       <w:r>
-        <w:t>Under A → A + ∇χ, ∫_P^Q A·dl changes by χ(Q) − χ(P), which does not vanish in general. For a closed path, Q = P, so the change vanishes, and Stokes's theorem gives ∮A·dl = ∫B·dS = Φ_B.</w:t>
+        <w:t>Under A → A + ∇χ, ∫</w:t>
+      </w:r>
+      <w:r>
+        <w:rPr>
+          <w:vertAlign w:val="subscript"/>
+        </w:rPr>
+        <w:t>P</w:t>
+      </w:r>
+      <w:r>
+        <w:rPr>
+          <w:vertAlign w:val="superscript"/>
+        </w:rPr>
+        <w:t>Q</w:t>
+      </w:r>
+      <w:r>
+        <w:t xml:space="preserve"> A·dl changes by χ(Q) − χ(P), which does not vanish in general. For a closed path, Q = P, so the change vanishes, and Stokes's theorem gives ∮A·dl = ∫B·dS = Φ</w:t>
+      </w:r>
+      <w:r>
+        <w:rPr>
+          <w:vertAlign w:val="subscript"/>
+        </w:rPr>
+        <w:t>B</w:t>
+      </w:r>
+      <w:r>
+        <w:t>.</w:t>
       </w:r>
     </w:p>
     <w:p>
@@ -2512,7 +4114,106 @@
         <w:t xml:space="preserve"> </w:t>
       </w:r>
       <w:r>
-        <w:t>A_μA^μ → A_μA^μ + 2A^μ∂_μχ + ∂_μχ∂^μχ, which is not invariant. F_μν is invariant, so F² is. Under the transformation, ψ̄σ^μνψ is invariant because the phases cancel, and F_μν is invariant, so the product is.</w:t>
+        <w:t>A</w:t>
+      </w:r>
+      <w:r>
+        <w:rPr>
+          <w:vertAlign w:val="subscript"/>
+        </w:rPr>
+        <w:t>μ</w:t>
+      </w:r>
+      <w:r>
+        <w:t>A</w:t>
+      </w:r>
+      <w:r>
+        <w:rPr>
+          <w:vertAlign w:val="superscript"/>
+        </w:rPr>
+        <w:t>μ</w:t>
+      </w:r>
+      <w:r>
+        <w:t xml:space="preserve"> → A</w:t>
+      </w:r>
+      <w:r>
+        <w:rPr>
+          <w:vertAlign w:val="subscript"/>
+        </w:rPr>
+        <w:t>μ</w:t>
+      </w:r>
+      <w:r>
+        <w:t>A</w:t>
+      </w:r>
+      <w:r>
+        <w:rPr>
+          <w:vertAlign w:val="superscript"/>
+        </w:rPr>
+        <w:t>μ</w:t>
+      </w:r>
+      <w:r>
+        <w:t xml:space="preserve"> + 2A</w:t>
+      </w:r>
+      <w:r>
+        <w:rPr>
+          <w:vertAlign w:val="superscript"/>
+        </w:rPr>
+        <w:t>μ</w:t>
+      </w:r>
+      <w:r>
+        <w:t>∂</w:t>
+      </w:r>
+      <w:r>
+        <w:rPr>
+          <w:vertAlign w:val="subscript"/>
+        </w:rPr>
+        <w:t>μ</w:t>
+      </w:r>
+      <w:r>
+        <w:t>χ + ∂</w:t>
+      </w:r>
+      <w:r>
+        <w:rPr>
+          <w:vertAlign w:val="subscript"/>
+        </w:rPr>
+        <w:t>μ</w:t>
+      </w:r>
+      <w:r>
+        <w:t>χ∂</w:t>
+      </w:r>
+      <w:r>
+        <w:rPr>
+          <w:vertAlign w:val="superscript"/>
+        </w:rPr>
+        <w:t>μ</w:t>
+      </w:r>
+      <w:r>
+        <w:t>χ, which is not invariant. F</w:t>
+      </w:r>
+      <w:r>
+        <w:rPr>
+          <w:vertAlign w:val="subscript"/>
+        </w:rPr>
+        <w:t>μν</w:t>
+      </w:r>
+      <w:r>
+        <w:t xml:space="preserve"> is invariant, so F² is. Under the transformation, ψ̄σ</w:t>
+      </w:r>
+      <w:r>
+        <w:rPr>
+          <w:vertAlign w:val="superscript"/>
+        </w:rPr>
+        <w:t>μν</w:t>
+      </w:r>
+      <w:r>
+        <w:t>ψ is invariant because the phases cancel, and F</w:t>
+      </w:r>
+      <w:r>
+        <w:rPr>
+          <w:vertAlign w:val="subscript"/>
+        </w:rPr>
+        <w:t>μν</w:t>
+      </w:r>
+      <w:r>
+        <w:t xml:space="preserve"> is invariant, so the product is.</w:t>
       </w:r>
     </w:p>
     <w:p>
@@ -2550,7 +4251,25 @@
         <w:pStyle w:val="ListBullet"/>
       </w:pPr>
       <w:r>
-        <w:t>I can show ∂ℳ/∂ξ = 0 using ∂D/∂ξ ∝ k_μk_ν and the Ward identity.</w:t>
+        <w:t>I can show ∂ℳ/∂ξ = 0 using ∂D/∂ξ ∝ k</w:t>
+      </w:r>
+      <w:r>
+        <w:rPr>
+          <w:vertAlign w:val="subscript"/>
+        </w:rPr>
+        <w:t>μ</w:t>
+      </w:r>
+      <w:r>
+        <w:t>k</w:t>
+      </w:r>
+      <w:r>
+        <w:rPr>
+          <w:vertAlign w:val="subscript"/>
+        </w:rPr>
+        <w:t>ν</w:t>
+      </w:r>
+      <w:r>
+        <w:t xml:space="preserve"> and the Ward identity.</w:t>
       </w:r>
     </w:p>
     <w:p>
@@ -2634,7 +4353,7 @@
         <w:color w:val="5A5A5A"/>
         <w:sz w:val="16"/>
       </w:rPr>
-      <w:t>QED Course   Lesson 73</w:t>
+      <w:t>A QED Course   Lesson 73</w:t>
     </w:r>
   </w:p>
 </w:hdr>
